--- a/ind/docx/31.content.docx
+++ b/ind/docx/31.content.docx
@@ -28,22 +28,6 @@
       </w:r>
     </w:p>
     <w:p>
-      <w:pPr>
-        <w:pStyle w:val="Heading2"/>
-      </w:pPr>
-      <w:r>
-        <w:rPr>
-          <w:lang w:val="id_ID" w:bidi="id_ID"/>
-        </w:rPr>
-        <w:t>License Information</w:t>
-      </w:r>
-      <w:r>
-        <w:rPr>
-          <w:lang w:val="id_ID" w:bidi="id_ID"/>
-        </w:rPr>
-      </w:r>
-    </w:p>
-    <w:p>
       <w:pPr/>
       <w:r>
         <w:rPr>
@@ -61,13 +45,7 @@
         <w:rPr>
           <w:lang w:val="id_ID" w:bidi="id_ID"/>
         </w:rPr>
-        <w:t xml:space="preserve"> (Indonesian) is based on</w:t>
-      </w:r>
-      <w:r>
-        <w:rPr>
-          <w:lang w:val="id_ID" w:bidi="id_ID"/>
-        </w:rPr>
-        <w:t xml:space="preserve">: </w:t>
+        <w:t xml:space="preserve"> (Indonesian) is based on: </w:t>
       </w:r>
       <w:r>
         <w:rPr>
@@ -188,19 +166,6 @@
       <w:pPr>
         <w:pStyle w:val="Heading2"/>
       </w:pPr>
-      <w:r>
-        <w:rPr>
-          <w:lang w:val="id_ID" w:bidi="id_ID"/>
-        </w:rPr>
-      </w:r>
-    </w:p>
-    <w:p>
-      <w:pPr/>
-      <w:r>
-        <w:rPr>
-          <w:lang w:val="id_ID" w:bidi="id_ID"/>
-        </w:rPr>
-      </w:r>
       <w:r>
         <w:rPr>
           <w:lang w:val="id_ID" w:bidi="id_ID"/>

--- a/ind/docx/31.content.docx
+++ b/ind/docx/31.content.docx
@@ -45,19 +45,7 @@
         <w:rPr>
           <w:lang w:val="id_ID" w:bidi="id_ID"/>
         </w:rPr>
-        <w:t xml:space="preserve"> (Indonesian) is based on: </w:t>
-      </w:r>
-      <w:r>
-        <w:rPr>
-          <w:lang w:val="id_ID" w:bidi="id_ID"/>
-        </w:rPr>
-        <w:t>Terjemahan Baru Indonesia</w:t>
-      </w:r>
-      <w:r>
-        <w:rPr>
-          <w:lang w:val="id_ID" w:bidi="id_ID"/>
-        </w:rPr>
-        <w:t xml:space="preserve">, </w:t>
+        <w:t xml:space="preserve"> © </w:t>
       </w:r>
       <w:hyperlink r:id="rId13">
         <w:r>
@@ -75,7 +63,7 @@
         <w:rPr>
           <w:lang w:val="id_ID" w:bidi="id_ID"/>
         </w:rPr>
-        <w:t xml:space="preserve">, None, which is licensed under a </w:t>
+        <w:t xml:space="preserve">, licensed under a </w:t>
       </w:r>
       <w:hyperlink r:id="rId14">
         <w:r>
@@ -94,25 +82,6 @@
           <w:lang w:val="id_ID" w:bidi="id_ID"/>
         </w:rPr>
         <w:t>.</w:t>
-      </w:r>
-      <w:r>
-        <w:rPr>
-          <w:lang w:val="id_ID" w:bidi="id_ID"/>
-        </w:rPr>
-      </w:r>
-    </w:p>
-    <w:p>
-      <w:pPr/>
-      <w:r>
-        <w:rPr>
-          <w:lang w:val="id_ID" w:bidi="id_ID"/>
-        </w:rPr>
-      </w:r>
-      <w:r>
-        <w:rPr>
-          <w:lang w:val="id_ID" w:bidi="id_ID"/>
-        </w:rPr>
-        <w:t>This PDF version is provided under the same license.</w:t>
       </w:r>
       <w:r>
         <w:rPr>
@@ -212,14 +181,6 @@
       </w:pPr>
     </w:p>
     <w:p>
-      <w:pPr/>
-      <w:r>
-        <w:rPr>
-          <w:lang w:val="id_ID" w:bidi="id_ID"/>
-        </w:rPr>
-      </w:r>
-    </w:p>
-    <w:p>
       <w:pPr>
         <w:pStyle w:val="Heading2"/>
       </w:pPr>
@@ -255,16 +216,6 @@
         </w:rPr>
         <w:t xml:space="preserve"> Penglihatan Obaja. Beginilah firman Tuhan Allah tentang Edom – suatu kabar telah kami dengar dari Tuhan, seorang utusan telah disuruh ke tengah bangsa-bangsa: ”Bangunlah, marilah kita bangkit memeranginya!” –</w:t>
       </w:r>
-      <w:r>
-        <w:rPr>
-          <w:lang w:val="id_ID" w:bidi="id_ID"/>
-        </w:rPr>
-      </w:r>
-      <w:r>
-        <w:rPr>
-          <w:lang w:val="id_ID" w:bidi="id_ID"/>
-        </w:rPr>
-      </w:r>
     </w:p>
     <w:p>
       <w:pPr/>
@@ -273,6 +224,19 @@
           <w:lang w:val="id_ID" w:bidi="id_ID"/>
         </w:rPr>
       </w:r>
+      <w:r>
+        <w:rPr>
+          <w:vertAlign w:val="superscript"/>
+          <w:lang w:val="id_ID" w:bidi="id_ID"/>
+        </w:rPr>
+        <w:t>2</w:t>
+      </w:r>
+      <w:r>
+        <w:rPr>
+          <w:lang w:val="id_ID" w:bidi="id_ID"/>
+        </w:rPr>
+        <w:t xml:space="preserve"> Sesungguhnya, Aku membuat engkau kecil di antara bangsa-bangsa, engkau dihinakan sangat.</w:t>
+      </w:r>
     </w:p>
     <w:p>
       <w:pPr/>
@@ -286,23 +250,13 @@
           <w:vertAlign w:val="superscript"/>
           <w:lang w:val="id_ID" w:bidi="id_ID"/>
         </w:rPr>
-        <w:t>2</w:t>
-      </w:r>
-      <w:r>
-        <w:rPr>
-          <w:lang w:val="id_ID" w:bidi="id_ID"/>
-        </w:rPr>
-        <w:t xml:space="preserve"> Sesungguhnya, Aku membuat engkau kecil di antara bangsa-bangsa, engkau dihinakan sangat.</w:t>
-      </w:r>
-      <w:r>
-        <w:rPr>
-          <w:lang w:val="id_ID" w:bidi="id_ID"/>
-        </w:rPr>
-      </w:r>
-      <w:r>
-        <w:rPr>
-          <w:lang w:val="id_ID" w:bidi="id_ID"/>
-        </w:rPr>
+        <w:t>3</w:t>
+      </w:r>
+      <w:r>
+        <w:rPr>
+          <w:lang w:val="id_ID" w:bidi="id_ID"/>
+        </w:rPr>
+        <w:t xml:space="preserve"> Keangkuhan hatimu telah memperdayakan engkau, ya engkau yang tinggal di liang-liang batu, di tempat kediamanmu yang tinggi; engkau yang berkata dalam hatimu: ”Siapakah yang sanggup menurunkan aku ke bumi?”</w:t>
       </w:r>
     </w:p>
     <w:p>
@@ -312,6 +266,19 @@
           <w:lang w:val="id_ID" w:bidi="id_ID"/>
         </w:rPr>
       </w:r>
+      <w:r>
+        <w:rPr>
+          <w:vertAlign w:val="superscript"/>
+          <w:lang w:val="id_ID" w:bidi="id_ID"/>
+        </w:rPr>
+        <w:t>4</w:t>
+      </w:r>
+      <w:r>
+        <w:rPr>
+          <w:lang w:val="id_ID" w:bidi="id_ID"/>
+        </w:rPr>
+        <w:t xml:space="preserve"> Sekalipun engkau terbang tinggi seperti burung rajawali, bahkan, sekalipun sarangmu ditempatkan di antara bintang-bintang, dari sana pun Aku akan menurunkan engkau, – demikianlah firman Tuhan.</w:t>
+      </w:r>
     </w:p>
     <w:p>
       <w:pPr/>
@@ -325,23 +292,13 @@
           <w:vertAlign w:val="superscript"/>
           <w:lang w:val="id_ID" w:bidi="id_ID"/>
         </w:rPr>
-        <w:t>3</w:t>
-      </w:r>
-      <w:r>
-        <w:rPr>
-          <w:lang w:val="id_ID" w:bidi="id_ID"/>
-        </w:rPr>
-        <w:t xml:space="preserve"> Keangkuhan hatimu telah memperdayakan engkau, ya engkau yang tinggal di liang-liang batu, di tempat kediamanmu yang tinggi; engkau yang berkata dalam hatimu: ”Siapakah yang sanggup menurunkan aku ke bumi?”</w:t>
-      </w:r>
-      <w:r>
-        <w:rPr>
-          <w:lang w:val="id_ID" w:bidi="id_ID"/>
-        </w:rPr>
-      </w:r>
-      <w:r>
-        <w:rPr>
-          <w:lang w:val="id_ID" w:bidi="id_ID"/>
-        </w:rPr>
+        <w:t>5</w:t>
+      </w:r>
+      <w:r>
+        <w:rPr>
+          <w:lang w:val="id_ID" w:bidi="id_ID"/>
+        </w:rPr>
+        <w:t xml:space="preserve"> Jika malam-malam pencuri atau perampok datang kepadamu – betapa engkau dibinasakannya – bukankah mereka akan mencuri seberapa yang diperlukannya? Jika pemetik buah anggur datang kepadamu, bukankah mereka akan meninggalkan sisa-sisa pemetikannya?</w:t>
       </w:r>
     </w:p>
     <w:p>
@@ -351,6 +308,19 @@
           <w:lang w:val="id_ID" w:bidi="id_ID"/>
         </w:rPr>
       </w:r>
+      <w:r>
+        <w:rPr>
+          <w:vertAlign w:val="superscript"/>
+          <w:lang w:val="id_ID" w:bidi="id_ID"/>
+        </w:rPr>
+        <w:t>6</w:t>
+      </w:r>
+      <w:r>
+        <w:rPr>
+          <w:lang w:val="id_ID" w:bidi="id_ID"/>
+        </w:rPr>
+        <w:t xml:space="preserve"> Betapa kaum Esau digeledah, betapa harta bendanya yang tersembunyi dicari-cari!</w:t>
+      </w:r>
     </w:p>
     <w:p>
       <w:pPr/>
@@ -364,23 +334,13 @@
           <w:vertAlign w:val="superscript"/>
           <w:lang w:val="id_ID" w:bidi="id_ID"/>
         </w:rPr>
-        <w:t>4</w:t>
-      </w:r>
-      <w:r>
-        <w:rPr>
-          <w:lang w:val="id_ID" w:bidi="id_ID"/>
-        </w:rPr>
-        <w:t xml:space="preserve"> Sekalipun engkau terbang tinggi seperti burung rajawali, bahkan, sekalipun sarangmu ditempatkan di antara bintang-bintang, dari sana pun Aku akan menurunkan engkau, – demikianlah firman Tuhan.</w:t>
-      </w:r>
-      <w:r>
-        <w:rPr>
-          <w:lang w:val="id_ID" w:bidi="id_ID"/>
-        </w:rPr>
-      </w:r>
-      <w:r>
-        <w:rPr>
-          <w:lang w:val="id_ID" w:bidi="id_ID"/>
-        </w:rPr>
+        <w:t>7</w:t>
+      </w:r>
+      <w:r>
+        <w:rPr>
+          <w:lang w:val="id_ID" w:bidi="id_ID"/>
+        </w:rPr>
+        <w:t xml:space="preserve"> Sampai ke tapal batas engkau diusir oleh semua teman sekutumu; engkau diperdayakan, dikalahkan oleh sahabat-sahabatmu. Siapa yang makan sehidangan dengan engkau memasang jerat terhadap engkau. – Tidak ada pengertian padanya.</w:t>
       </w:r>
     </w:p>
     <w:p>
@@ -390,6 +350,19 @@
           <w:lang w:val="id_ID" w:bidi="id_ID"/>
         </w:rPr>
       </w:r>
+      <w:r>
+        <w:rPr>
+          <w:vertAlign w:val="superscript"/>
+          <w:lang w:val="id_ID" w:bidi="id_ID"/>
+        </w:rPr>
+        <w:t>8</w:t>
+      </w:r>
+      <w:r>
+        <w:rPr>
+          <w:lang w:val="id_ID" w:bidi="id_ID"/>
+        </w:rPr>
+        <w:t xml:space="preserve"> Bukankah pada waktu itu, demikianlah firman Tuhan, Aku akan melenyapkan orang-orang bijaksana dari Edom, dan pengertian dari pegunungan Esau?</w:t>
+      </w:r>
     </w:p>
     <w:p>
       <w:pPr/>
@@ -403,23 +376,13 @@
           <w:vertAlign w:val="superscript"/>
           <w:lang w:val="id_ID" w:bidi="id_ID"/>
         </w:rPr>
-        <w:t>5</w:t>
-      </w:r>
-      <w:r>
-        <w:rPr>
-          <w:lang w:val="id_ID" w:bidi="id_ID"/>
-        </w:rPr>
-        <w:t xml:space="preserve"> Jika malam-malam pencuri atau perampok datang kepadamu – betapa engkau dibinasakannya – bukankah mereka akan mencuri seberapa yang diperlukannya? Jika pemetik buah anggur datang kepadamu, bukankah mereka akan meninggalkan sisa-sisa pemetikannya?</w:t>
-      </w:r>
-      <w:r>
-        <w:rPr>
-          <w:lang w:val="id_ID" w:bidi="id_ID"/>
-        </w:rPr>
-      </w:r>
-      <w:r>
-        <w:rPr>
-          <w:lang w:val="id_ID" w:bidi="id_ID"/>
-        </w:rPr>
+        <w:t>9</w:t>
+      </w:r>
+      <w:r>
+        <w:rPr>
+          <w:lang w:val="id_ID" w:bidi="id_ID"/>
+        </w:rPr>
+        <w:t xml:space="preserve"> Juga para pahlawanmu, hai Téman, akan tertegun, supaya semua orang di pegunungan Esau lenyap terbunuh.</w:t>
       </w:r>
     </w:p>
     <w:p>
@@ -429,6 +392,19 @@
           <w:lang w:val="id_ID" w:bidi="id_ID"/>
         </w:rPr>
       </w:r>
+      <w:r>
+        <w:rPr>
+          <w:vertAlign w:val="superscript"/>
+          <w:lang w:val="id_ID" w:bidi="id_ID"/>
+        </w:rPr>
+        <w:t>10</w:t>
+      </w:r>
+      <w:r>
+        <w:rPr>
+          <w:lang w:val="id_ID" w:bidi="id_ID"/>
+        </w:rPr>
+        <w:t xml:space="preserve"> Karena kekerasan terhadap saudaramu Yakub, maka cela akan meliputi engkau, dan engkau akan dilenyapkan untuk selama-lamanya.</w:t>
+      </w:r>
     </w:p>
     <w:p>
       <w:pPr/>
@@ -442,23 +418,13 @@
           <w:vertAlign w:val="superscript"/>
           <w:lang w:val="id_ID" w:bidi="id_ID"/>
         </w:rPr>
-        <w:t>6</w:t>
-      </w:r>
-      <w:r>
-        <w:rPr>
-          <w:lang w:val="id_ID" w:bidi="id_ID"/>
-        </w:rPr>
-        <w:t xml:space="preserve"> Betapa kaum Esau digeledah, betapa harta bendanya yang tersembunyi dicari-cari!</w:t>
-      </w:r>
-      <w:r>
-        <w:rPr>
-          <w:lang w:val="id_ID" w:bidi="id_ID"/>
-        </w:rPr>
-      </w:r>
-      <w:r>
-        <w:rPr>
-          <w:lang w:val="id_ID" w:bidi="id_ID"/>
-        </w:rPr>
+        <w:t>11</w:t>
+      </w:r>
+      <w:r>
+        <w:rPr>
+          <w:lang w:val="id_ID" w:bidi="id_ID"/>
+        </w:rPr>
+        <w:t xml:space="preserve"> Pada waktu engkau berdiri di kejauhan, sedang orang-orang luar mengangkut kekayaan Yerusalem dan orang-orang asing memasuki pintu gerbangnya dan membuang undi atasnya, engkau pun seperti salah seorang dari mereka itu.</w:t>
       </w:r>
     </w:p>
     <w:p>
@@ -468,6 +434,19 @@
           <w:lang w:val="id_ID" w:bidi="id_ID"/>
         </w:rPr>
       </w:r>
+      <w:r>
+        <w:rPr>
+          <w:vertAlign w:val="superscript"/>
+          <w:lang w:val="id_ID" w:bidi="id_ID"/>
+        </w:rPr>
+        <w:t>12</w:t>
+      </w:r>
+      <w:r>
+        <w:rPr>
+          <w:lang w:val="id_ID" w:bidi="id_ID"/>
+        </w:rPr>
+        <w:t xml:space="preserve"> Janganlah memandang rendah saudaramu, pada hari kemalangannya, dan janganlah bersukacita atas keturunan Yehuda pada hari kebinasaannya; dan janganlah membual pada hari kesusahannya.</w:t>
+      </w:r>
     </w:p>
     <w:p>
       <w:pPr/>
@@ -481,23 +460,13 @@
           <w:vertAlign w:val="superscript"/>
           <w:lang w:val="id_ID" w:bidi="id_ID"/>
         </w:rPr>
-        <w:t>7</w:t>
-      </w:r>
-      <w:r>
-        <w:rPr>
-          <w:lang w:val="id_ID" w:bidi="id_ID"/>
-        </w:rPr>
-        <w:t xml:space="preserve"> Sampai ke tapal batas engkau diusir oleh semua teman sekutumu; engkau diperdayakan, dikalahkan oleh sahabat-sahabatmu. Siapa yang makan sehidangan dengan engkau memasang jerat terhadap engkau. – Tidak ada pengertian padanya.</w:t>
-      </w:r>
-      <w:r>
-        <w:rPr>
-          <w:lang w:val="id_ID" w:bidi="id_ID"/>
-        </w:rPr>
-      </w:r>
-      <w:r>
-        <w:rPr>
-          <w:lang w:val="id_ID" w:bidi="id_ID"/>
-        </w:rPr>
+        <w:t>13</w:t>
+      </w:r>
+      <w:r>
+        <w:rPr>
+          <w:lang w:val="id_ID" w:bidi="id_ID"/>
+        </w:rPr>
+        <w:t xml:space="preserve"> Janganlah masuk ke pintu gerbang umat-Ku pada hari sialnya, bahkan janganlah memandang ringan malapetaka yang menimpanya pada hari sialnya; dan janganlah merenggut kekayaannya pada hari sialnya.</w:t>
       </w:r>
     </w:p>
     <w:p>
@@ -507,6 +476,19 @@
           <w:lang w:val="id_ID" w:bidi="id_ID"/>
         </w:rPr>
       </w:r>
+      <w:r>
+        <w:rPr>
+          <w:vertAlign w:val="superscript"/>
+          <w:lang w:val="id_ID" w:bidi="id_ID"/>
+        </w:rPr>
+        <w:t>14</w:t>
+      </w:r>
+      <w:r>
+        <w:rPr>
+          <w:lang w:val="id_ID" w:bidi="id_ID"/>
+        </w:rPr>
+        <w:t xml:space="preserve"> Janganlah berdiri di persimpangan untuk melenyapkan orang-orangnya yang luput, dan janganlah serahkan orang-orangnya yang terlepas pada hari kesusahan.</w:t>
+      </w:r>
     </w:p>
     <w:p>
       <w:pPr/>
@@ -520,23 +502,13 @@
           <w:vertAlign w:val="superscript"/>
           <w:lang w:val="id_ID" w:bidi="id_ID"/>
         </w:rPr>
-        <w:t>8</w:t>
-      </w:r>
-      <w:r>
-        <w:rPr>
-          <w:lang w:val="id_ID" w:bidi="id_ID"/>
-        </w:rPr>
-        <w:t xml:space="preserve"> Bukankah pada waktu itu, demikianlah firman Tuhan, Aku akan melenyapkan orang-orang bijaksana dari Edom, dan pengertian dari pegunungan Esau?</w:t>
-      </w:r>
-      <w:r>
-        <w:rPr>
-          <w:lang w:val="id_ID" w:bidi="id_ID"/>
-        </w:rPr>
-      </w:r>
-      <w:r>
-        <w:rPr>
-          <w:lang w:val="id_ID" w:bidi="id_ID"/>
-        </w:rPr>
+        <w:t>15</w:t>
+      </w:r>
+      <w:r>
+        <w:rPr>
+          <w:lang w:val="id_ID" w:bidi="id_ID"/>
+        </w:rPr>
+        <w:t xml:space="preserve"> Sebab telah dekat hari Tuhan menimpa segala bangsa. Seperti yang engkau lakukan, demikianlah akan dilakukan kepadamu, perbuatanmu akan kembali menimpa kepalamu sendiri.</w:t>
       </w:r>
     </w:p>
     <w:p>
@@ -546,6 +518,19 @@
           <w:lang w:val="id_ID" w:bidi="id_ID"/>
         </w:rPr>
       </w:r>
+      <w:r>
+        <w:rPr>
+          <w:vertAlign w:val="superscript"/>
+          <w:lang w:val="id_ID" w:bidi="id_ID"/>
+        </w:rPr>
+        <w:t>16</w:t>
+      </w:r>
+      <w:r>
+        <w:rPr>
+          <w:lang w:val="id_ID" w:bidi="id_ID"/>
+        </w:rPr>
+        <w:t xml:space="preserve"> Sesungguhnya, seperti kamu telah minum di atas gunung-Ku yang kudus, segala bangsa pun akan minum dengan tidak henti-hentinya; bahkan, mereka akan minum dengan lahap, dan mereka akan menjadi seakan-akan mereka tidak pernah ada.</w:t>
+      </w:r>
     </w:p>
     <w:p>
       <w:pPr/>
@@ -559,23 +544,13 @@
           <w:vertAlign w:val="superscript"/>
           <w:lang w:val="id_ID" w:bidi="id_ID"/>
         </w:rPr>
-        <w:t>9</w:t>
-      </w:r>
-      <w:r>
-        <w:rPr>
-          <w:lang w:val="id_ID" w:bidi="id_ID"/>
-        </w:rPr>
-        <w:t xml:space="preserve"> Juga para pahlawanmu, hai Téman, akan tertegun, supaya semua orang di pegunungan Esau lenyap terbunuh.</w:t>
-      </w:r>
-      <w:r>
-        <w:rPr>
-          <w:lang w:val="id_ID" w:bidi="id_ID"/>
-        </w:rPr>
-      </w:r>
-      <w:r>
-        <w:rPr>
-          <w:lang w:val="id_ID" w:bidi="id_ID"/>
-        </w:rPr>
+        <w:t>17</w:t>
+      </w:r>
+      <w:r>
+        <w:rPr>
+          <w:lang w:val="id_ID" w:bidi="id_ID"/>
+        </w:rPr>
+        <w:t xml:space="preserve"> Tetapi di gunung Sion akan ada orang-orang yang terluput, dan gunung itu akan menjadi tempat kudus; dan kaum keturunan Yakub akan memiliki pula tanah miliknya.</w:t>
       </w:r>
     </w:p>
     <w:p>
@@ -585,6 +560,19 @@
           <w:lang w:val="id_ID" w:bidi="id_ID"/>
         </w:rPr>
       </w:r>
+      <w:r>
+        <w:rPr>
+          <w:vertAlign w:val="superscript"/>
+          <w:lang w:val="id_ID" w:bidi="id_ID"/>
+        </w:rPr>
+        <w:t>18</w:t>
+      </w:r>
+      <w:r>
+        <w:rPr>
+          <w:lang w:val="id_ID" w:bidi="id_ID"/>
+        </w:rPr>
+        <w:t xml:space="preserve"> Kaum keturunan Yakub akan menjadi api dan kaum keturunan Yusuf menjadi nyala api, dan kaum keturunan Esau menjadi tunggul gandum: mereka akan membakar dan memakan habis sekaliannya, dan dari kaum keturunan Esau tidak ada seorang pun yang terlepas, sebab Tuhanlah yang berfirman demikian.</w:t>
+      </w:r>
     </w:p>
     <w:p>
       <w:pPr/>
@@ -598,23 +586,13 @@
           <w:vertAlign w:val="superscript"/>
           <w:lang w:val="id_ID" w:bidi="id_ID"/>
         </w:rPr>
-        <w:t>10</w:t>
-      </w:r>
-      <w:r>
-        <w:rPr>
-          <w:lang w:val="id_ID" w:bidi="id_ID"/>
-        </w:rPr>
-        <w:t xml:space="preserve"> Karena kekerasan terhadap saudaramu Yakub, maka cela akan meliputi engkau, dan engkau akan dilenyapkan untuk selama-lamanya.</w:t>
-      </w:r>
-      <w:r>
-        <w:rPr>
-          <w:lang w:val="id_ID" w:bidi="id_ID"/>
-        </w:rPr>
-      </w:r>
-      <w:r>
-        <w:rPr>
-          <w:lang w:val="id_ID" w:bidi="id_ID"/>
-        </w:rPr>
+        <w:t>19</w:t>
+      </w:r>
+      <w:r>
+        <w:rPr>
+          <w:lang w:val="id_ID" w:bidi="id_ID"/>
+        </w:rPr>
+        <w:t xml:space="preserve"> Maka orang-orang Tanah Negeb akan memiliki pegunungan Esau, dan orang-orang Daerah Bukit akan memiliki tanah orang Filistin. Mereka akan memiliki daerah Efraim dan daerah Samaria, dan suku Benyamin akan memiliki daerah Gilead.</w:t>
       </w:r>
     </w:p>
     <w:p>
@@ -624,6 +602,19 @@
           <w:lang w:val="id_ID" w:bidi="id_ID"/>
         </w:rPr>
       </w:r>
+      <w:r>
+        <w:rPr>
+          <w:vertAlign w:val="superscript"/>
+          <w:lang w:val="id_ID" w:bidi="id_ID"/>
+        </w:rPr>
+        <w:t>20</w:t>
+      </w:r>
+      <w:r>
+        <w:rPr>
+          <w:lang w:val="id_ID" w:bidi="id_ID"/>
+        </w:rPr>
+        <w:t xml:space="preserve"> Orang-orang Israel yang diangkut ke dalam pembuangan akan memiliki tanah orang Kanaan sampai ke Sarfat; dan orang-orang Yerusalem yang diangkut ke dalam pembuangan, yang ada di Sefarad, akan memiliki kota-kota di Tanah Negeb.</w:t>
+      </w:r>
     </w:p>
     <w:p>
       <w:pPr/>
@@ -637,396 +628,6 @@
           <w:vertAlign w:val="superscript"/>
           <w:lang w:val="id_ID" w:bidi="id_ID"/>
         </w:rPr>
-        <w:t>11</w:t>
-      </w:r>
-      <w:r>
-        <w:rPr>
-          <w:lang w:val="id_ID" w:bidi="id_ID"/>
-        </w:rPr>
-        <w:t xml:space="preserve"> Pada waktu engkau berdiri di kejauhan, sedang orang-orang luar mengangkut kekayaan Yerusalem dan orang-orang asing memasuki pintu gerbangnya dan membuang undi atasnya, engkau pun seperti salah seorang dari mereka itu.</w:t>
-      </w:r>
-      <w:r>
-        <w:rPr>
-          <w:lang w:val="id_ID" w:bidi="id_ID"/>
-        </w:rPr>
-      </w:r>
-      <w:r>
-        <w:rPr>
-          <w:lang w:val="id_ID" w:bidi="id_ID"/>
-        </w:rPr>
-      </w:r>
-    </w:p>
-    <w:p>
-      <w:pPr/>
-      <w:r>
-        <w:rPr>
-          <w:lang w:val="id_ID" w:bidi="id_ID"/>
-        </w:rPr>
-      </w:r>
-    </w:p>
-    <w:p>
-      <w:pPr/>
-      <w:r>
-        <w:rPr>
-          <w:lang w:val="id_ID" w:bidi="id_ID"/>
-        </w:rPr>
-      </w:r>
-      <w:r>
-        <w:rPr>
-          <w:vertAlign w:val="superscript"/>
-          <w:lang w:val="id_ID" w:bidi="id_ID"/>
-        </w:rPr>
-        <w:t>12</w:t>
-      </w:r>
-      <w:r>
-        <w:rPr>
-          <w:lang w:val="id_ID" w:bidi="id_ID"/>
-        </w:rPr>
-        <w:t xml:space="preserve"> Janganlah memandang rendah saudaramu, pada hari kemalangannya, dan janganlah bersukacita atas keturunan Yehuda pada hari kebinasaannya; dan janganlah membual pada hari kesusahannya.</w:t>
-      </w:r>
-      <w:r>
-        <w:rPr>
-          <w:lang w:val="id_ID" w:bidi="id_ID"/>
-        </w:rPr>
-      </w:r>
-      <w:r>
-        <w:rPr>
-          <w:lang w:val="id_ID" w:bidi="id_ID"/>
-        </w:rPr>
-      </w:r>
-    </w:p>
-    <w:p>
-      <w:pPr/>
-      <w:r>
-        <w:rPr>
-          <w:lang w:val="id_ID" w:bidi="id_ID"/>
-        </w:rPr>
-      </w:r>
-    </w:p>
-    <w:p>
-      <w:pPr/>
-      <w:r>
-        <w:rPr>
-          <w:lang w:val="id_ID" w:bidi="id_ID"/>
-        </w:rPr>
-      </w:r>
-      <w:r>
-        <w:rPr>
-          <w:vertAlign w:val="superscript"/>
-          <w:lang w:val="id_ID" w:bidi="id_ID"/>
-        </w:rPr>
-        <w:t>13</w:t>
-      </w:r>
-      <w:r>
-        <w:rPr>
-          <w:lang w:val="id_ID" w:bidi="id_ID"/>
-        </w:rPr>
-        <w:t xml:space="preserve"> Janganlah masuk ke pintu gerbang umat-Ku pada hari sialnya, bahkan janganlah memandang ringan malapetaka yang menimpanya pada hari sialnya; dan janganlah merenggut kekayaannya pada hari sialnya.</w:t>
-      </w:r>
-      <w:r>
-        <w:rPr>
-          <w:lang w:val="id_ID" w:bidi="id_ID"/>
-        </w:rPr>
-      </w:r>
-      <w:r>
-        <w:rPr>
-          <w:lang w:val="id_ID" w:bidi="id_ID"/>
-        </w:rPr>
-      </w:r>
-    </w:p>
-    <w:p>
-      <w:pPr/>
-      <w:r>
-        <w:rPr>
-          <w:lang w:val="id_ID" w:bidi="id_ID"/>
-        </w:rPr>
-      </w:r>
-    </w:p>
-    <w:p>
-      <w:pPr/>
-      <w:r>
-        <w:rPr>
-          <w:lang w:val="id_ID" w:bidi="id_ID"/>
-        </w:rPr>
-      </w:r>
-      <w:r>
-        <w:rPr>
-          <w:vertAlign w:val="superscript"/>
-          <w:lang w:val="id_ID" w:bidi="id_ID"/>
-        </w:rPr>
-        <w:t>14</w:t>
-      </w:r>
-      <w:r>
-        <w:rPr>
-          <w:lang w:val="id_ID" w:bidi="id_ID"/>
-        </w:rPr>
-        <w:t xml:space="preserve"> Janganlah berdiri di persimpangan untuk melenyapkan orang-orangnya yang luput, dan janganlah serahkan orang-orangnya yang terlepas pada hari kesusahan.</w:t>
-      </w:r>
-      <w:r>
-        <w:rPr>
-          <w:lang w:val="id_ID" w:bidi="id_ID"/>
-        </w:rPr>
-      </w:r>
-      <w:r>
-        <w:rPr>
-          <w:lang w:val="id_ID" w:bidi="id_ID"/>
-        </w:rPr>
-      </w:r>
-    </w:p>
-    <w:p>
-      <w:pPr/>
-      <w:r>
-        <w:rPr>
-          <w:lang w:val="id_ID" w:bidi="id_ID"/>
-        </w:rPr>
-      </w:r>
-    </w:p>
-    <w:p>
-      <w:pPr/>
-      <w:r>
-        <w:rPr>
-          <w:lang w:val="id_ID" w:bidi="id_ID"/>
-        </w:rPr>
-      </w:r>
-      <w:r>
-        <w:rPr>
-          <w:vertAlign w:val="superscript"/>
-          <w:lang w:val="id_ID" w:bidi="id_ID"/>
-        </w:rPr>
-        <w:t>15</w:t>
-      </w:r>
-      <w:r>
-        <w:rPr>
-          <w:lang w:val="id_ID" w:bidi="id_ID"/>
-        </w:rPr>
-        <w:t xml:space="preserve"> Sebab telah dekat hari Tuhan menimpa segala bangsa. Seperti yang engkau lakukan, demikianlah akan dilakukan kepadamu, perbuatanmu akan kembali menimpa kepalamu sendiri.</w:t>
-      </w:r>
-      <w:r>
-        <w:rPr>
-          <w:lang w:val="id_ID" w:bidi="id_ID"/>
-        </w:rPr>
-      </w:r>
-      <w:r>
-        <w:rPr>
-          <w:lang w:val="id_ID" w:bidi="id_ID"/>
-        </w:rPr>
-      </w:r>
-    </w:p>
-    <w:p>
-      <w:pPr/>
-      <w:r>
-        <w:rPr>
-          <w:lang w:val="id_ID" w:bidi="id_ID"/>
-        </w:rPr>
-      </w:r>
-    </w:p>
-    <w:p>
-      <w:pPr/>
-      <w:r>
-        <w:rPr>
-          <w:lang w:val="id_ID" w:bidi="id_ID"/>
-        </w:rPr>
-      </w:r>
-      <w:r>
-        <w:rPr>
-          <w:vertAlign w:val="superscript"/>
-          <w:lang w:val="id_ID" w:bidi="id_ID"/>
-        </w:rPr>
-        <w:t>16</w:t>
-      </w:r>
-      <w:r>
-        <w:rPr>
-          <w:lang w:val="id_ID" w:bidi="id_ID"/>
-        </w:rPr>
-        <w:t xml:space="preserve"> Sesungguhnya, seperti kamu telah minum di atas gunung-Ku yang kudus, segala bangsa pun akan minum dengan tidak henti-hentinya; bahkan, mereka akan minum dengan lahap, dan mereka akan menjadi seakan-akan mereka tidak pernah ada.</w:t>
-      </w:r>
-      <w:r>
-        <w:rPr>
-          <w:lang w:val="id_ID" w:bidi="id_ID"/>
-        </w:rPr>
-      </w:r>
-      <w:r>
-        <w:rPr>
-          <w:lang w:val="id_ID" w:bidi="id_ID"/>
-        </w:rPr>
-      </w:r>
-    </w:p>
-    <w:p>
-      <w:pPr/>
-      <w:r>
-        <w:rPr>
-          <w:lang w:val="id_ID" w:bidi="id_ID"/>
-        </w:rPr>
-      </w:r>
-    </w:p>
-    <w:p>
-      <w:pPr/>
-      <w:r>
-        <w:rPr>
-          <w:lang w:val="id_ID" w:bidi="id_ID"/>
-        </w:rPr>
-      </w:r>
-      <w:r>
-        <w:rPr>
-          <w:vertAlign w:val="superscript"/>
-          <w:lang w:val="id_ID" w:bidi="id_ID"/>
-        </w:rPr>
-        <w:t>17</w:t>
-      </w:r>
-      <w:r>
-        <w:rPr>
-          <w:lang w:val="id_ID" w:bidi="id_ID"/>
-        </w:rPr>
-        <w:t xml:space="preserve"> Tetapi di gunung Sion akan ada orang-orang yang terluput, dan gunung itu akan menjadi tempat kudus; dan kaum keturunan Yakub akan memiliki pula tanah miliknya.</w:t>
-      </w:r>
-      <w:r>
-        <w:rPr>
-          <w:lang w:val="id_ID" w:bidi="id_ID"/>
-        </w:rPr>
-      </w:r>
-      <w:r>
-        <w:rPr>
-          <w:lang w:val="id_ID" w:bidi="id_ID"/>
-        </w:rPr>
-      </w:r>
-    </w:p>
-    <w:p>
-      <w:pPr/>
-      <w:r>
-        <w:rPr>
-          <w:lang w:val="id_ID" w:bidi="id_ID"/>
-        </w:rPr>
-      </w:r>
-    </w:p>
-    <w:p>
-      <w:pPr/>
-      <w:r>
-        <w:rPr>
-          <w:lang w:val="id_ID" w:bidi="id_ID"/>
-        </w:rPr>
-      </w:r>
-      <w:r>
-        <w:rPr>
-          <w:vertAlign w:val="superscript"/>
-          <w:lang w:val="id_ID" w:bidi="id_ID"/>
-        </w:rPr>
-        <w:t>18</w:t>
-      </w:r>
-      <w:r>
-        <w:rPr>
-          <w:lang w:val="id_ID" w:bidi="id_ID"/>
-        </w:rPr>
-        <w:t xml:space="preserve"> Kaum keturunan Yakub akan menjadi api dan kaum keturunan Yusuf menjadi nyala api, dan kaum keturunan Esau menjadi tunggul gandum: mereka akan membakar dan memakan habis sekaliannya, dan dari kaum keturunan Esau tidak ada seorang pun yang terlepas, sebab Tuhanlah yang berfirman demikian.</w:t>
-      </w:r>
-      <w:r>
-        <w:rPr>
-          <w:lang w:val="id_ID" w:bidi="id_ID"/>
-        </w:rPr>
-      </w:r>
-      <w:r>
-        <w:rPr>
-          <w:lang w:val="id_ID" w:bidi="id_ID"/>
-        </w:rPr>
-      </w:r>
-    </w:p>
-    <w:p>
-      <w:pPr/>
-      <w:r>
-        <w:rPr>
-          <w:lang w:val="id_ID" w:bidi="id_ID"/>
-        </w:rPr>
-      </w:r>
-    </w:p>
-    <w:p>
-      <w:pPr/>
-      <w:r>
-        <w:rPr>
-          <w:lang w:val="id_ID" w:bidi="id_ID"/>
-        </w:rPr>
-      </w:r>
-      <w:r>
-        <w:rPr>
-          <w:vertAlign w:val="superscript"/>
-          <w:lang w:val="id_ID" w:bidi="id_ID"/>
-        </w:rPr>
-        <w:t>19</w:t>
-      </w:r>
-      <w:r>
-        <w:rPr>
-          <w:lang w:val="id_ID" w:bidi="id_ID"/>
-        </w:rPr>
-        <w:t xml:space="preserve"> Maka orang-orang Tanah Negeb akan memiliki pegunungan Esau, dan orang-orang Daerah Bukit akan memiliki tanah orang Filistin. Mereka akan memiliki daerah Efraim dan daerah Samaria, dan suku Benyamin akan memiliki daerah Gilead.</w:t>
-      </w:r>
-      <w:r>
-        <w:rPr>
-          <w:lang w:val="id_ID" w:bidi="id_ID"/>
-        </w:rPr>
-      </w:r>
-      <w:r>
-        <w:rPr>
-          <w:lang w:val="id_ID" w:bidi="id_ID"/>
-        </w:rPr>
-      </w:r>
-    </w:p>
-    <w:p>
-      <w:pPr/>
-      <w:r>
-        <w:rPr>
-          <w:lang w:val="id_ID" w:bidi="id_ID"/>
-        </w:rPr>
-      </w:r>
-    </w:p>
-    <w:p>
-      <w:pPr/>
-      <w:r>
-        <w:rPr>
-          <w:lang w:val="id_ID" w:bidi="id_ID"/>
-        </w:rPr>
-      </w:r>
-      <w:r>
-        <w:rPr>
-          <w:vertAlign w:val="superscript"/>
-          <w:lang w:val="id_ID" w:bidi="id_ID"/>
-        </w:rPr>
-        <w:t>20</w:t>
-      </w:r>
-      <w:r>
-        <w:rPr>
-          <w:lang w:val="id_ID" w:bidi="id_ID"/>
-        </w:rPr>
-        <w:t xml:space="preserve"> Orang-orang Israel yang diangkut ke dalam pembuangan akan memiliki tanah orang Kanaan sampai ke Sarfat; dan orang-orang Yerusalem yang diangkut ke dalam pembuangan, yang ada di Sefarad, akan memiliki kota-kota di Tanah Negeb.</w:t>
-      </w:r>
-      <w:r>
-        <w:rPr>
-          <w:lang w:val="id_ID" w:bidi="id_ID"/>
-        </w:rPr>
-      </w:r>
-      <w:r>
-        <w:rPr>
-          <w:lang w:val="id_ID" w:bidi="id_ID"/>
-        </w:rPr>
-      </w:r>
-    </w:p>
-    <w:p>
-      <w:pPr/>
-      <w:r>
-        <w:rPr>
-          <w:lang w:val="id_ID" w:bidi="id_ID"/>
-        </w:rPr>
-      </w:r>
-    </w:p>
-    <w:p>
-      <w:pPr/>
-      <w:r>
-        <w:rPr>
-          <w:lang w:val="id_ID" w:bidi="id_ID"/>
-        </w:rPr>
-      </w:r>
-      <w:r>
-        <w:rPr>
-          <w:vertAlign w:val="superscript"/>
-          <w:lang w:val="id_ID" w:bidi="id_ID"/>
-        </w:rPr>
         <w:t>21</w:t>
       </w:r>
       <w:r>
@@ -1034,16 +635,6 @@
           <w:lang w:val="id_ID" w:bidi="id_ID"/>
         </w:rPr>
         <w:t xml:space="preserve"> Penyelamat-penyelamat akan naik ke atas gunung Sion untuk menghukumkan pegunungan Esau; maka Tuhanlah yang akan empunya kerajaan itu.</w:t>
-      </w:r>
-      <w:r>
-        <w:rPr>
-          <w:lang w:val="id_ID" w:bidi="id_ID"/>
-        </w:rPr>
-      </w:r>
-      <w:r>
-        <w:rPr>
-          <w:lang w:val="id_ID" w:bidi="id_ID"/>
-        </w:rPr>
       </w:r>
     </w:p>
     <w:sectPr>
